--- a/fuentes/CF2_93610010_DU.docx
+++ b/fuentes/CF2_93610010_DU.docx
@@ -2605,7 +2605,21 @@
               <w:rPr>
                 <w:lang w:val="es-CO"/>
               </w:rPr>
-              <w:t>Primera fase donde se define qué equipos se usarán, en qué orden y qué recursos se requieren para el proceso del día.</w:t>
+              <w:t xml:space="preserve">Primera fase donde se define qué equipos se </w:t>
+            </w:r>
+            <w:proofErr w:type="gramStart"/>
+            <w:r>
+              <w:rPr>
+                <w:lang w:val="es-CO"/>
+              </w:rPr>
+              <w:t>usarán</w:t>
+            </w:r>
+            <w:proofErr w:type="gramEnd"/>
+            <w:r>
+              <w:rPr>
+                <w:lang w:val="es-CO"/>
+              </w:rPr>
+              <w:t>, en qué orden y qué recursos se requieren para el proceso del día.</w:t>
             </w:r>
           </w:p>
         </w:tc>
@@ -3415,6 +3429,12 @@
           <w:lang w:eastAsia="es-CO"/>
         </w:rPr>
         <w:t xml:space="preserve">Verificar </w:t>
+      </w:r>
+      <w:r>
+        <w:rPr>
+          <w:lang w:eastAsia="es-CO"/>
+        </w:rPr>
+        <w:t xml:space="preserve">que </w:t>
       </w:r>
       <w:r>
         <w:rPr>
@@ -4795,10 +4815,7 @@
               </w:rPr>
             </w:pPr>
             <w:r>
-              <w:t>Riesgo</w:t>
-            </w:r>
-            <w:r>
-              <w:t>.</w:t>
+              <w:t>Riesgo de cortes.</w:t>
             </w:r>
           </w:p>
         </w:tc>
@@ -4814,10 +4831,7 @@
               </w:rPr>
             </w:pPr>
             <w:r>
-              <w:t>EPP recomendado</w:t>
-            </w:r>
-            <w:r>
-              <w:t>.</w:t>
+              <w:t>Guantes anticorte.</w:t>
             </w:r>
           </w:p>
         </w:tc>
@@ -4830,10 +4844,7 @@
               <w:pStyle w:val="TextoTablas"/>
             </w:pPr>
             <w:r>
-              <w:t>Uso específico</w:t>
-            </w:r>
-            <w:r>
-              <w:t>.</w:t>
+              <w:t>Limpieza o mantenimiento de cuchillas.</w:t>
             </w:r>
           </w:p>
         </w:tc>
@@ -4856,7 +4867,7 @@
               </w:rPr>
             </w:pPr>
             <w:r>
-              <w:t>Riesgo de cortes.</w:t>
+              <w:t>Riesgo ocular.</w:t>
             </w:r>
           </w:p>
         </w:tc>
@@ -4872,7 +4883,7 @@
               </w:rPr>
             </w:pPr>
             <w:r>
-              <w:t>Guantes anticorte.</w:t>
+              <w:t>Gafas de seguridad.</w:t>
             </w:r>
           </w:p>
         </w:tc>
@@ -4885,7 +4896,7 @@
               <w:pStyle w:val="TextoTablas"/>
             </w:pPr>
             <w:r>
-              <w:t>Limpieza o mantenimiento de cuchillas.</w:t>
+              <w:t>En manipulación de químicos o molienda.</w:t>
             </w:r>
           </w:p>
         </w:tc>
@@ -4907,7 +4918,7 @@
               </w:rPr>
             </w:pPr>
             <w:r>
-              <w:t>Riesgo ocular.</w:t>
+              <w:t>Contaminación cruzada.</w:t>
             </w:r>
           </w:p>
         </w:tc>
@@ -4923,7 +4934,7 @@
               </w:rPr>
             </w:pPr>
             <w:r>
-              <w:t>Gafas de seguridad.</w:t>
+              <w:t>Ropa de trabajo limpia, cofia, botas.</w:t>
             </w:r>
           </w:p>
         </w:tc>
@@ -4936,58 +4947,6 @@
               <w:pStyle w:val="TextoTablas"/>
             </w:pPr>
             <w:r>
-              <w:t>En manipulación de químicos o molienda.</w:t>
-            </w:r>
-          </w:p>
-        </w:tc>
-      </w:tr>
-      <w:tr>
-        <w:trPr>
-          <w:cnfStyle w:val="000000100000" w:firstRow="0" w:lastRow="0" w:firstColumn="0" w:lastColumn="0" w:oddVBand="0" w:evenVBand="0" w:oddHBand="1" w:evenHBand="0" w:firstRowFirstColumn="0" w:firstRowLastColumn="0" w:lastRowFirstColumn="0" w:lastRowLastColumn="0"/>
-          <w:trHeight w:val="852"/>
-        </w:trPr>
-        <w:tc>
-          <w:tcPr>
-            <w:tcW w:w="3022" w:type="dxa"/>
-          </w:tcPr>
-          <w:p>
-            <w:pPr>
-              <w:pStyle w:val="TextoTablas"/>
-              <w:rPr>
-                <w:b/>
-                <w:bCs/>
-              </w:rPr>
-            </w:pPr>
-            <w:r>
-              <w:t>Contaminación cruzada.</w:t>
-            </w:r>
-          </w:p>
-        </w:tc>
-        <w:tc>
-          <w:tcPr>
-            <w:tcW w:w="3470" w:type="dxa"/>
-          </w:tcPr>
-          <w:p>
-            <w:pPr>
-              <w:pStyle w:val="TextoTablas"/>
-              <w:rPr>
-                <w:lang w:val="es-CO"/>
-              </w:rPr>
-            </w:pPr>
-            <w:r>
-              <w:t>Ropa de trabajo limpia, cofia, botas.</w:t>
-            </w:r>
-          </w:p>
-        </w:tc>
-        <w:tc>
-          <w:tcPr>
-            <w:tcW w:w="3470" w:type="dxa"/>
-          </w:tcPr>
-          <w:p>
-            <w:pPr>
-              <w:pStyle w:val="TextoTablas"/>
-            </w:pPr>
-            <w:r>
               <w:t>Todo el proceso para mantener inocuidad.</w:t>
             </w:r>
           </w:p>
@@ -5037,6 +4996,13 @@
         </w:rPr>
         <w:t>La señalización es esencial para alertar, guiar y advertir a los trabajadores sobre peligros o condiciones especiales en una planta de producción.</w:t>
       </w:r>
+    </w:p>
+    <w:p>
+      <w:pPr>
+        <w:rPr>
+          <w:lang w:eastAsia="es-CO"/>
+        </w:rPr>
+      </w:pPr>
     </w:p>
     <w:p>
       <w:pPr>
@@ -14323,6 +14289,19 @@
 </file>
 
 <file path=customXml/item1.xml><?xml version="1.0" encoding="utf-8"?>
+<?mso-contentType ?>
+<FormTemplates xmlns="http://schemas.microsoft.com/sharepoint/v3/contenttype/forms">
+  <Display>DocumentLibraryForm</Display>
+  <Edit>DocumentLibraryForm</Edit>
+  <New>DocumentLibraryForm</New>
+</FormTemplates>
+</file>
+
+<file path=customXml/item2.xml><?xml version="1.0" encoding="utf-8"?>
+<b:Sources xmlns:b="http://schemas.openxmlformats.org/officeDocument/2006/bibliography" xmlns="http://schemas.openxmlformats.org/officeDocument/2006/bibliography" SelectedStyle="\APASixthEditionOfficeOnline.xsl" StyleName="APA" Version="6"/>
+</file>
+
+<file path=customXml/item3.xml><?xml version="1.0" encoding="utf-8"?>
 <ct:contentTypeSchema xmlns:ct="http://schemas.microsoft.com/office/2006/metadata/contentType" xmlns:ma="http://schemas.microsoft.com/office/2006/metadata/properties/metaAttributes" ct:_="" ma:_="" ma:contentTypeName="Documento" ma:contentTypeID="0x0101005D7421CBAB376F47AC1876466873BE0C" ma:contentTypeVersion="11" ma:contentTypeDescription="Crear nuevo documento." ma:contentTypeScope="" ma:versionID="c355e60b4cde5dbb71daba652f90dcaf">
   <xsd:schema xmlns:xsd="http://www.w3.org/2001/XMLSchema" xmlns:xs="http://www.w3.org/2001/XMLSchema" xmlns:p="http://schemas.microsoft.com/office/2006/metadata/properties" xmlns:ns2="55abea07-cd72-4a95-add0-1082a24cf9e9" xmlns:ns3="285d351f-f218-493a-825f-85a9dfbde315" targetNamespace="http://schemas.microsoft.com/office/2006/metadata/properties" ma:root="true" ma:fieldsID="af45bf235921137d7bf462656222ea5a" ns2:_="" ns3:_="">
     <xsd:import namespace="55abea07-cd72-4a95-add0-1082a24cf9e9"/>
@@ -14517,19 +14496,6 @@
 </ct:contentTypeSchema>
 </file>
 
-<file path=customXml/item2.xml><?xml version="1.0" encoding="utf-8"?>
-<b:Sources xmlns:b="http://schemas.openxmlformats.org/officeDocument/2006/bibliography" xmlns="http://schemas.openxmlformats.org/officeDocument/2006/bibliography" SelectedStyle="\APASixthEditionOfficeOnline.xsl" StyleName="APA" Version="6"/>
-</file>
-
-<file path=customXml/item3.xml><?xml version="1.0" encoding="utf-8"?>
-<?mso-contentType ?>
-<FormTemplates xmlns="http://schemas.microsoft.com/sharepoint/v3/contenttype/forms">
-  <Display>DocumentLibraryForm</Display>
-  <Edit>DocumentLibraryForm</Edit>
-  <New>DocumentLibraryForm</New>
-</FormTemplates>
-</file>
-
 <file path=customXml/item4.xml><?xml version="1.0" encoding="utf-8"?>
 <p:properties xmlns:p="http://schemas.microsoft.com/office/2006/metadata/properties" xmlns:xsi="http://www.w3.org/2001/XMLSchema-instance" xmlns:pc="http://schemas.microsoft.com/office/infopath/2007/PartnerControls">
   <documentManagement>
@@ -14542,6 +14508,22 @@
 </file>
 
 <file path=customXml/itemProps1.xml><?xml version="1.0" encoding="utf-8"?>
+<ds:datastoreItem xmlns:ds="http://schemas.openxmlformats.org/officeDocument/2006/customXml" ds:itemID="{D00A4A46-BDBD-48AC-87B9-2BA42D9CC06F}">
+  <ds:schemaRefs>
+    <ds:schemaRef ds:uri="http://schemas.microsoft.com/sharepoint/v3/contenttype/forms"/>
+  </ds:schemaRefs>
+</ds:datastoreItem>
+</file>
+
+<file path=customXml/itemProps2.xml><?xml version="1.0" encoding="utf-8"?>
+<ds:datastoreItem xmlns:ds="http://schemas.openxmlformats.org/officeDocument/2006/customXml" ds:itemID="{A9F2CEBA-C824-4C86-81A8-E32CBD0EB92D}">
+  <ds:schemaRefs>
+    <ds:schemaRef ds:uri="http://schemas.openxmlformats.org/officeDocument/2006/bibliography"/>
+  </ds:schemaRefs>
+</ds:datastoreItem>
+</file>
+
+<file path=customXml/itemProps3.xml><?xml version="1.0" encoding="utf-8"?>
 <ds:datastoreItem xmlns:ds="http://schemas.openxmlformats.org/officeDocument/2006/customXml" ds:itemID="{48FCF90B-C704-4E11-B413-315BC9A375B3}">
   <ds:schemaRefs>
     <ds:schemaRef ds:uri="http://schemas.microsoft.com/office/2006/metadata/contentType"/>
@@ -14560,22 +14542,6 @@
 </ds:datastoreItem>
 </file>
 
-<file path=customXml/itemProps2.xml><?xml version="1.0" encoding="utf-8"?>
-<ds:datastoreItem xmlns:ds="http://schemas.openxmlformats.org/officeDocument/2006/customXml" ds:itemID="{A9F2CEBA-C824-4C86-81A8-E32CBD0EB92D}">
-  <ds:schemaRefs>
-    <ds:schemaRef ds:uri="http://schemas.openxmlformats.org/officeDocument/2006/bibliography"/>
-  </ds:schemaRefs>
-</ds:datastoreItem>
-</file>
-
-<file path=customXml/itemProps3.xml><?xml version="1.0" encoding="utf-8"?>
-<ds:datastoreItem xmlns:ds="http://schemas.openxmlformats.org/officeDocument/2006/customXml" ds:itemID="{D00A4A46-BDBD-48AC-87B9-2BA42D9CC06F}">
-  <ds:schemaRefs>
-    <ds:schemaRef ds:uri="http://schemas.microsoft.com/sharepoint/v3/contenttype/forms"/>
-  </ds:schemaRefs>
-</ds:datastoreItem>
-</file>
-
 <file path=customXml/itemProps4.xml><?xml version="1.0" encoding="utf-8"?>
 <ds:datastoreItem xmlns:ds="http://schemas.openxmlformats.org/officeDocument/2006/customXml" ds:itemID="{26259216-AD86-464A-AEAD-95B1F9E17392}">
   <ds:schemaRefs>

--- a/fuentes/CF2_93610010_DU.docx
+++ b/fuentes/CF2_93610010_DU.docx
@@ -2345,7 +2345,19 @@
         <w:rPr>
           <w:lang w:eastAsia="es-CO"/>
         </w:rPr>
-        <w:t>En la transformación del cacao, el alistamiento comprende el conjunto de actividades previas destinadas a la preparación, verificación y organización de los equipos, herramientas, insumos y del personal involucrado en las etapas del proceso productivo las cuales son: fermentación, secado, tostado, molienda y elaboración de productos derivados tales como pasta, licor, manteca o chocolate.</w:t>
+        <w:t>En la transformación del cacao, el alistamiento comprende el conjunto de actividades previas destinadas a la preparación, verificación y organización de los equipos, herramientas, insumos y del personal involucrado en las etapas del proceso productivo</w:t>
+      </w:r>
+      <w:r>
+        <w:rPr>
+          <w:lang w:eastAsia="es-CO"/>
+        </w:rPr>
+        <w:t>,</w:t>
+      </w:r>
+      <w:r>
+        <w:rPr>
+          <w:lang w:eastAsia="es-CO"/>
+        </w:rPr>
+        <w:t xml:space="preserve"> las cuales son: fermentación, secado, tostado, molienda y elaboración de productos derivados tales como pasta, licor, manteca o chocolate.</w:t>
       </w:r>
     </w:p>
     <w:p>
@@ -2477,7 +2489,19 @@
         <w:rPr>
           <w:lang w:eastAsia="es-CO"/>
         </w:rPr>
-        <w:t>El proceso de alistamiento de equipos en la transformación del cacao es una etapa esencial que garantiza la eficiencia, la seguridad y la calidad del producto final. A través de diversas fases (planificación, preparación, verificación, comunicación y ejecución) se asegura que cada equipo esté en condiciones óptimas para operar, que el personal conozca su rol y que los recursos necesarios estén disponibles. Con ello se previenen fallas técnicas, se reducen tiempos improductivos, que finalmente contribuye al cumplimiento de los estándares higiénicos y sanitarios de la industria alimentaria.</w:t>
+        <w:t>El proceso de alistamiento de equipos en la transformación del cacao es una etapa esencial que garantiza la eficiencia, la seguridad y la calidad del producto final. A través de diversas fases (planificación, preparación, verificación, comunicación y ejecución)</w:t>
+      </w:r>
+      <w:r>
+        <w:rPr>
+          <w:lang w:eastAsia="es-CO"/>
+        </w:rPr>
+        <w:t>,</w:t>
+      </w:r>
+      <w:r>
+        <w:rPr>
+          <w:lang w:eastAsia="es-CO"/>
+        </w:rPr>
+        <w:t xml:space="preserve"> se asegura que cada equipo esté en condiciones óptimas para operar, que el personal conozca su rol y que los recursos necesarios estén disponibles. Con ello se previenen fallas técnicas, se reducen tiempos improductivos, que finalmente contribuye al cumplimiento de los estándares higiénicos y sanitarios de la industria alimentaria.</w:t>
       </w:r>
     </w:p>
     <w:p>
@@ -7676,7 +7700,6 @@
     </w:p>
     <w:p>
       <w:pPr>
-        <w:jc w:val="center"/>
         <w:rPr>
           <w:lang w:eastAsia="es-CO"/>
         </w:rPr>
@@ -7687,10 +7710,10 @@
           <w:lang w:eastAsia="es-CO"/>
         </w:rPr>
         <w:drawing>
-          <wp:inline distT="0" distB="0" distL="0" distR="0" wp14:anchorId="6804AB87" wp14:editId="5ACC7AB8">
-            <wp:extent cx="5070854" cy="3649441"/>
-            <wp:effectExtent l="0" t="0" r="0" b="8255"/>
-            <wp:docPr id="8" name="Imagen 8" descr="Organiza de forma estructurada tres componentes esenciales en procesos agroindustriales como la transformación del cacao: el alistamiento, que abarca desde los objetivos, fases, procedimientos básicos, documentos técnicos y herramientas necesarias para preparar los equipos antes de su uso; la seguridad industrial, que incluye el uso de elementos de protección personal (EPP), señalización, manejo de sustancias químicas, orden e higiene en el área de trabajo y prevención de accidentes; y el mantenimiento preventivo, que considera sus objetivos, tipos, actividades comunes, herramientas utilizadas, protocolos de seguimiento y la documentación técnica requerida. Esta estructura permite asegurar que las operaciones se realicen con eficiencia, seguridad, limpieza y cumplimiento normativo, garantizando la continuidad del proceso productivo y la calidad del producto final. "/>
+          <wp:inline distT="0" distB="0" distL="0" distR="0" wp14:anchorId="67F9B6EB" wp14:editId="12F4B780">
+            <wp:extent cx="5848776" cy="4209303"/>
+            <wp:effectExtent l="0" t="0" r="0" b="1270"/>
+            <wp:docPr id="4" name="Imagen 4" descr="Organiza de forma estructurada tres componentes esenciales en procesos agroindustriales como la transformación del cacao: el alistamiento, que abarca desde los objetivos, fases, procedimientos básicos, documentos técnicos y herramientas necesarias para preparar los equipos antes de su uso; la seguridad industrial, que incluye el uso de elementos de protección personal (EPP), señalización, manejo de sustancias químicas, orden e higiene en el área de trabajo y prevención de accidentes; y el mantenimiento preventivo, que considera sus objetivos, tipos, actividades comunes, herramientas utilizadas, protocolos de seguimiento y la documentación técnica requerida. Esta estructura permite asegurar que las operaciones se realicen con eficiencia, seguridad, limpieza y cumplimiento normativo, garantizando la continuidad del proceso productivo y la calidad del producto final. "/>
             <wp:cNvGraphicFramePr>
               <a:graphicFrameLocks xmlns:a="http://schemas.openxmlformats.org/drawingml/2006/main" noChangeAspect="1"/>
             </wp:cNvGraphicFramePr>
@@ -7698,7 +7721,7 @@
               <a:graphicData uri="http://schemas.openxmlformats.org/drawingml/2006/picture">
                 <pic:pic xmlns:pic="http://schemas.openxmlformats.org/drawingml/2006/picture">
                   <pic:nvPicPr>
-                    <pic:cNvPr id="8" name="Imagen 8" descr="Organiza de forma estructurada tres componentes esenciales en procesos agroindustriales como la transformación del cacao: el alistamiento, que abarca desde los objetivos, fases, procedimientos básicos, documentos técnicos y herramientas necesarias para preparar los equipos antes de su uso; la seguridad industrial, que incluye el uso de elementos de protección personal (EPP), señalización, manejo de sustancias químicas, orden e higiene en el área de trabajo y prevención de accidentes; y el mantenimiento preventivo, que considera sus objetivos, tipos, actividades comunes, herramientas utilizadas, protocolos de seguimiento y la documentación técnica requerida. Esta estructura permite asegurar que las operaciones se realicen con eficiencia, seguridad, limpieza y cumplimiento normativo, garantizando la continuidad del proceso productivo y la calidad del producto final. "/>
+                    <pic:cNvPr id="4" name="Imagen 4" descr="Organiza de forma estructurada tres componentes esenciales en procesos agroindustriales como la transformación del cacao: el alistamiento, que abarca desde los objetivos, fases, procedimientos básicos, documentos técnicos y herramientas necesarias para preparar los equipos antes de su uso; la seguridad industrial, que incluye el uso de elementos de protección personal (EPP), señalización, manejo de sustancias químicas, orden e higiene en el área de trabajo y prevención de accidentes; y el mantenimiento preventivo, que considera sus objetivos, tipos, actividades comunes, herramientas utilizadas, protocolos de seguimiento y la documentación técnica requerida. Esta estructura permite asegurar que las operaciones se realicen con eficiencia, seguridad, limpieza y cumplimiento normativo, garantizando la continuidad del proceso productivo y la calidad del producto final. "/>
                     <pic:cNvPicPr>
                       <a:picLocks noChangeAspect="1" noChangeArrowheads="1"/>
                     </pic:cNvPicPr>
@@ -7719,7 +7742,7 @@
                   <pic:spPr bwMode="auto">
                     <a:xfrm>
                       <a:off x="0" y="0"/>
-                      <a:ext cx="5076549" cy="3653540"/>
+                      <a:ext cx="5854865" cy="4213686"/>
                     </a:xfrm>
                     <a:prstGeom prst="rect">
                       <a:avLst/>
@@ -7749,20 +7772,7 @@
     </w:p>
     <w:p>
       <w:pPr>
-        <w:rPr>
-          <w:lang w:eastAsia="es-CO"/>
-        </w:rPr>
-      </w:pPr>
-    </w:p>
-    <w:p>
-      <w:pPr>
-        <w:rPr>
-          <w:lang w:eastAsia="es-CO"/>
-        </w:rPr>
-      </w:pPr>
-    </w:p>
-    <w:p>
-      <w:pPr>
+        <w:ind w:firstLine="0"/>
         <w:rPr>
           <w:lang w:eastAsia="es-CO"/>
         </w:rPr>
@@ -8768,7 +8778,7 @@
         <w:rPr>
           <w:lang w:eastAsia="es-CO"/>
         </w:rPr>
-        <w:t>. (s.f.). Maquinaria para el procesamiento de cacao.</w:t>
+        <w:t>. (s.f.). Cómo elegir maquinaria para cacao que potencie tu producción y conserve la calidad del grano.</w:t>
       </w:r>
       <w:r>
         <w:rPr>
@@ -8834,7 +8844,27 @@
         <w:rPr>
           <w:lang w:eastAsia="es-CO"/>
         </w:rPr>
-        <w:t xml:space="preserve"> Chocolate. (s.f.). Maquinaria para cacao &amp; chocolate.</w:t>
+        <w:t xml:space="preserve"> Chocolate. (s.f.). Máquinas para Procesamiento de Cacao para Chocolateros </w:t>
+      </w:r>
+      <w:proofErr w:type="spellStart"/>
+      <w:r>
+        <w:rPr>
+          <w:lang w:eastAsia="es-CO"/>
+        </w:rPr>
+        <w:t>Bean-to</w:t>
+      </w:r>
+      <w:proofErr w:type="spellEnd"/>
+      <w:r>
+        <w:rPr>
+          <w:lang w:eastAsia="es-CO"/>
+        </w:rPr>
+        <w:t xml:space="preserve"> Bar</w:t>
+      </w:r>
+      <w:r>
+        <w:rPr>
+          <w:lang w:eastAsia="es-CO"/>
+        </w:rPr>
+        <w:t>.</w:t>
       </w:r>
       <w:r>
         <w:rPr>
@@ -8851,22 +8881,6 @@
           <w:t>https://www.cacaomachines.com/es/maquinaria-para-cacao-chocolate/</w:t>
         </w:r>
       </w:hyperlink>
-    </w:p>
-    <w:p>
-      <w:pPr>
-        <w:ind w:firstLine="0"/>
-        <w:rPr>
-          <w:lang w:val="es-419" w:eastAsia="es-CO"/>
-        </w:rPr>
-      </w:pPr>
-    </w:p>
-    <w:p>
-      <w:pPr>
-        <w:ind w:firstLine="0"/>
-        <w:rPr>
-          <w:lang w:val="es-419" w:eastAsia="es-CO"/>
-        </w:rPr>
-      </w:pPr>
     </w:p>
     <w:p>
       <w:pPr>
@@ -13111,7 +13125,6 @@
   <w:style w:type="character" w:default="1" w:styleId="Fuentedeprrafopredeter">
     <w:name w:val="Default Paragraph Font"/>
     <w:uiPriority w:val="1"/>
-    <w:semiHidden/>
     <w:unhideWhenUsed/>
   </w:style>
   <w:style w:type="table" w:default="1" w:styleId="Tablanormal">
@@ -14298,12 +14311,19 @@
 </file>
 
 <file path=customXml/item2.xml><?xml version="1.0" encoding="utf-8"?>
-<b:Sources xmlns:b="http://schemas.openxmlformats.org/officeDocument/2006/bibliography" xmlns="http://schemas.openxmlformats.org/officeDocument/2006/bibliography" SelectedStyle="\APASixthEditionOfficeOnline.xsl" StyleName="APA" Version="6"/>
+<p:properties xmlns:p="http://schemas.microsoft.com/office/2006/metadata/properties" xmlns:xsi="http://www.w3.org/2001/XMLSchema-instance" xmlns:pc="http://schemas.microsoft.com/office/infopath/2007/PartnerControls">
+  <documentManagement>
+    <TaxCatchAll xmlns="285d351f-f218-493a-825f-85a9dfbde315" xsi:nil="true"/>
+    <lcf76f155ced4ddcb4097134ff3c332f xmlns="55abea07-cd72-4a95-add0-1082a24cf9e9">
+      <Terms xmlns="http://schemas.microsoft.com/office/infopath/2007/PartnerControls"/>
+    </lcf76f155ced4ddcb4097134ff3c332f>
+  </documentManagement>
+</p:properties>
 </file>
 
 <file path=customXml/item3.xml><?xml version="1.0" encoding="utf-8"?>
-<ct:contentTypeSchema xmlns:ct="http://schemas.microsoft.com/office/2006/metadata/contentType" xmlns:ma="http://schemas.microsoft.com/office/2006/metadata/properties/metaAttributes" ct:_="" ma:_="" ma:contentTypeName="Documento" ma:contentTypeID="0x0101005D7421CBAB376F47AC1876466873BE0C" ma:contentTypeVersion="11" ma:contentTypeDescription="Crear nuevo documento." ma:contentTypeScope="" ma:versionID="c355e60b4cde5dbb71daba652f90dcaf">
-  <xsd:schema xmlns:xsd="http://www.w3.org/2001/XMLSchema" xmlns:xs="http://www.w3.org/2001/XMLSchema" xmlns:p="http://schemas.microsoft.com/office/2006/metadata/properties" xmlns:ns2="55abea07-cd72-4a95-add0-1082a24cf9e9" xmlns:ns3="285d351f-f218-493a-825f-85a9dfbde315" targetNamespace="http://schemas.microsoft.com/office/2006/metadata/properties" ma:root="true" ma:fieldsID="af45bf235921137d7bf462656222ea5a" ns2:_="" ns3:_="">
+<ct:contentTypeSchema xmlns:ct="http://schemas.microsoft.com/office/2006/metadata/contentType" xmlns:ma="http://schemas.microsoft.com/office/2006/metadata/properties/metaAttributes" ct:_="" ma:_="" ma:contentTypeName="Documento" ma:contentTypeID="0x0101005D7421CBAB376F47AC1876466873BE0C" ma:contentTypeVersion="11" ma:contentTypeDescription="Crear nuevo documento." ma:contentTypeScope="" ma:versionID="f360f8b6fb6f4c8bd21c6a7e407e2e16">
+  <xsd:schema xmlns:xsd="http://www.w3.org/2001/XMLSchema" xmlns:xs="http://www.w3.org/2001/XMLSchema" xmlns:p="http://schemas.microsoft.com/office/2006/metadata/properties" xmlns:ns2="55abea07-cd72-4a95-add0-1082a24cf9e9" xmlns:ns3="285d351f-f218-493a-825f-85a9dfbde315" targetNamespace="http://schemas.microsoft.com/office/2006/metadata/properties" ma:root="true" ma:fieldsID="45e32b76c8e436055369618aac27ad35" ns2:_="" ns3:_="">
     <xsd:import namespace="55abea07-cd72-4a95-add0-1082a24cf9e9"/>
     <xsd:import namespace="285d351f-f218-493a-825f-85a9dfbde315"/>
     <xsd:element name="properties">
@@ -14497,14 +14517,7 @@
 </file>
 
 <file path=customXml/item4.xml><?xml version="1.0" encoding="utf-8"?>
-<p:properties xmlns:p="http://schemas.microsoft.com/office/2006/metadata/properties" xmlns:xsi="http://www.w3.org/2001/XMLSchema-instance" xmlns:pc="http://schemas.microsoft.com/office/infopath/2007/PartnerControls">
-  <documentManagement>
-    <TaxCatchAll xmlns="285d351f-f218-493a-825f-85a9dfbde315" xsi:nil="true"/>
-    <lcf76f155ced4ddcb4097134ff3c332f xmlns="55abea07-cd72-4a95-add0-1082a24cf9e9">
-      <Terms xmlns="http://schemas.microsoft.com/office/infopath/2007/PartnerControls"/>
-    </lcf76f155ced4ddcb4097134ff3c332f>
-  </documentManagement>
-</p:properties>
+<b:Sources xmlns:b="http://schemas.openxmlformats.org/officeDocument/2006/bibliography" xmlns="http://schemas.openxmlformats.org/officeDocument/2006/bibliography" SelectedStyle="\APASixthEditionOfficeOnline.xsl" StyleName="APA" Version="6"/>
 </file>
 
 <file path=customXml/itemProps1.xml><?xml version="1.0" encoding="utf-8"?>
@@ -14516,33 +14529,6 @@
 </file>
 
 <file path=customXml/itemProps2.xml><?xml version="1.0" encoding="utf-8"?>
-<ds:datastoreItem xmlns:ds="http://schemas.openxmlformats.org/officeDocument/2006/customXml" ds:itemID="{A9F2CEBA-C824-4C86-81A8-E32CBD0EB92D}">
-  <ds:schemaRefs>
-    <ds:schemaRef ds:uri="http://schemas.openxmlformats.org/officeDocument/2006/bibliography"/>
-  </ds:schemaRefs>
-</ds:datastoreItem>
-</file>
-
-<file path=customXml/itemProps3.xml><?xml version="1.0" encoding="utf-8"?>
-<ds:datastoreItem xmlns:ds="http://schemas.openxmlformats.org/officeDocument/2006/customXml" ds:itemID="{48FCF90B-C704-4E11-B413-315BC9A375B3}">
-  <ds:schemaRefs>
-    <ds:schemaRef ds:uri="http://schemas.microsoft.com/office/2006/metadata/contentType"/>
-    <ds:schemaRef ds:uri="http://schemas.microsoft.com/office/2006/metadata/properties/metaAttributes"/>
-    <ds:schemaRef ds:uri="http://www.w3.org/2001/XMLSchema"/>
-    <ds:schemaRef ds:uri="http://schemas.microsoft.com/office/2006/metadata/properties"/>
-    <ds:schemaRef ds:uri="55abea07-cd72-4a95-add0-1082a24cf9e9"/>
-    <ds:schemaRef ds:uri="285d351f-f218-493a-825f-85a9dfbde315"/>
-    <ds:schemaRef ds:uri="http://schemas.microsoft.com/office/2006/documentManagement/types"/>
-    <ds:schemaRef ds:uri="http://schemas.microsoft.com/office/infopath/2007/PartnerControls"/>
-    <ds:schemaRef ds:uri="http://schemas.openxmlformats.org/package/2006/metadata/core-properties"/>
-    <ds:schemaRef ds:uri="http://purl.org/dc/elements/1.1/"/>
-    <ds:schemaRef ds:uri="http://purl.org/dc/terms/"/>
-    <ds:schemaRef ds:uri="http://schemas.microsoft.com/internal/obd"/>
-  </ds:schemaRefs>
-</ds:datastoreItem>
-</file>
-
-<file path=customXml/itemProps4.xml><?xml version="1.0" encoding="utf-8"?>
 <ds:datastoreItem xmlns:ds="http://schemas.openxmlformats.org/officeDocument/2006/customXml" ds:itemID="{26259216-AD86-464A-AEAD-95B1F9E17392}">
   <ds:schemaRefs>
     <ds:schemaRef ds:uri="http://schemas.microsoft.com/office/2006/metadata/properties"/>
@@ -14551,4 +14537,16 @@
     <ds:schemaRef ds:uri="55abea07-cd72-4a95-add0-1082a24cf9e9"/>
   </ds:schemaRefs>
 </ds:datastoreItem>
+</file>
+
+<file path=customXml/itemProps3.xml><?xml version="1.0" encoding="utf-8"?>
+<ds:datastoreItem xmlns:ds="http://schemas.openxmlformats.org/officeDocument/2006/customXml" ds:itemID="{FC991F15-A2AB-41E0-9AB9-E88DDFCAA245}"/>
+</file>
+
+<file path=customXml/itemProps4.xml><?xml version="1.0" encoding="utf-8"?>
+<ds:datastoreItem xmlns:ds="http://schemas.openxmlformats.org/officeDocument/2006/customXml" ds:itemID="{A9F2CEBA-C824-4C86-81A8-E32CBD0EB92D}">
+  <ds:schemaRefs>
+    <ds:schemaRef ds:uri="http://schemas.openxmlformats.org/officeDocument/2006/bibliography"/>
+  </ds:schemaRefs>
+</ds:datastoreItem>
 </file>
--- a/fuentes/CF2_93610010_DU.docx
+++ b/fuentes/CF2_93610010_DU.docx
@@ -2629,21 +2629,7 @@
               <w:rPr>
                 <w:lang w:val="es-CO"/>
               </w:rPr>
-              <w:t xml:space="preserve">Primera fase donde se define qué equipos se </w:t>
-            </w:r>
-            <w:proofErr w:type="gramStart"/>
-            <w:r>
-              <w:rPr>
-                <w:lang w:val="es-CO"/>
-              </w:rPr>
-              <w:t>usarán</w:t>
-            </w:r>
-            <w:proofErr w:type="gramEnd"/>
-            <w:r>
-              <w:rPr>
-                <w:lang w:val="es-CO"/>
-              </w:rPr>
-              <w:t>, en qué orden y qué recursos se requieren para el proceso del día.</w:t>
+              <w:t>Primera fase donde se define qué equipos se usarán, en qué orden y qué recursos se requieren para el proceso del día.</w:t>
             </w:r>
           </w:p>
         </w:tc>
@@ -13125,6 +13111,7 @@
   <w:style w:type="character" w:default="1" w:styleId="Fuentedeprrafopredeter">
     <w:name w:val="Default Paragraph Font"/>
     <w:uiPriority w:val="1"/>
+    <w:semiHidden/>
     <w:unhideWhenUsed/>
   </w:style>
   <w:style w:type="table" w:default="1" w:styleId="Tablanormal">
@@ -14302,15 +14289,6 @@
 </file>
 
 <file path=customXml/item1.xml><?xml version="1.0" encoding="utf-8"?>
-<?mso-contentType ?>
-<FormTemplates xmlns="http://schemas.microsoft.com/sharepoint/v3/contenttype/forms">
-  <Display>DocumentLibraryForm</Display>
-  <Edit>DocumentLibraryForm</Edit>
-  <New>DocumentLibraryForm</New>
-</FormTemplates>
-</file>
-
-<file path=customXml/item2.xml><?xml version="1.0" encoding="utf-8"?>
 <p:properties xmlns:p="http://schemas.microsoft.com/office/2006/metadata/properties" xmlns:xsi="http://www.w3.org/2001/XMLSchema-instance" xmlns:pc="http://schemas.microsoft.com/office/infopath/2007/PartnerControls">
   <documentManagement>
     <TaxCatchAll xmlns="285d351f-f218-493a-825f-85a9dfbde315" xsi:nil="true"/>
@@ -14321,7 +14299,20 @@
 </p:properties>
 </file>
 
+<file path=customXml/item2.xml><?xml version="1.0" encoding="utf-8"?>
+<?mso-contentType ?>
+<FormTemplates xmlns="http://schemas.microsoft.com/sharepoint/v3/contenttype/forms">
+  <Display>DocumentLibraryForm</Display>
+  <Edit>DocumentLibraryForm</Edit>
+  <New>DocumentLibraryForm</New>
+</FormTemplates>
+</file>
+
 <file path=customXml/item3.xml><?xml version="1.0" encoding="utf-8"?>
+<b:Sources xmlns:b="http://schemas.openxmlformats.org/officeDocument/2006/bibliography" xmlns="http://schemas.openxmlformats.org/officeDocument/2006/bibliography" SelectedStyle="\APASixthEditionOfficeOnline.xsl" StyleName="APA" Version="6"/>
+</file>
+
+<file path=customXml/item4.xml><?xml version="1.0" encoding="utf-8"?>
 <ct:contentTypeSchema xmlns:ct="http://schemas.microsoft.com/office/2006/metadata/contentType" xmlns:ma="http://schemas.microsoft.com/office/2006/metadata/properties/metaAttributes" ct:_="" ma:_="" ma:contentTypeName="Documento" ma:contentTypeID="0x0101005D7421CBAB376F47AC1876466873BE0C" ma:contentTypeVersion="11" ma:contentTypeDescription="Crear nuevo documento." ma:contentTypeScope="" ma:versionID="f360f8b6fb6f4c8bd21c6a7e407e2e16">
   <xsd:schema xmlns:xsd="http://www.w3.org/2001/XMLSchema" xmlns:xs="http://www.w3.org/2001/XMLSchema" xmlns:p="http://schemas.microsoft.com/office/2006/metadata/properties" xmlns:ns2="55abea07-cd72-4a95-add0-1082a24cf9e9" xmlns:ns3="285d351f-f218-493a-825f-85a9dfbde315" targetNamespace="http://schemas.microsoft.com/office/2006/metadata/properties" ma:root="true" ma:fieldsID="45e32b76c8e436055369618aac27ad35" ns2:_="" ns3:_="">
     <xsd:import namespace="55abea07-cd72-4a95-add0-1082a24cf9e9"/>
@@ -14516,19 +14507,7 @@
 </ct:contentTypeSchema>
 </file>
 
-<file path=customXml/item4.xml><?xml version="1.0" encoding="utf-8"?>
-<b:Sources xmlns:b="http://schemas.openxmlformats.org/officeDocument/2006/bibliography" xmlns="http://schemas.openxmlformats.org/officeDocument/2006/bibliography" SelectedStyle="\APASixthEditionOfficeOnline.xsl" StyleName="APA" Version="6"/>
-</file>
-
 <file path=customXml/itemProps1.xml><?xml version="1.0" encoding="utf-8"?>
-<ds:datastoreItem xmlns:ds="http://schemas.openxmlformats.org/officeDocument/2006/customXml" ds:itemID="{D00A4A46-BDBD-48AC-87B9-2BA42D9CC06F}">
-  <ds:schemaRefs>
-    <ds:schemaRef ds:uri="http://schemas.microsoft.com/sharepoint/v3/contenttype/forms"/>
-  </ds:schemaRefs>
-</ds:datastoreItem>
-</file>
-
-<file path=customXml/itemProps2.xml><?xml version="1.0" encoding="utf-8"?>
 <ds:datastoreItem xmlns:ds="http://schemas.openxmlformats.org/officeDocument/2006/customXml" ds:itemID="{26259216-AD86-464A-AEAD-95B1F9E17392}">
   <ds:schemaRefs>
     <ds:schemaRef ds:uri="http://schemas.microsoft.com/office/2006/metadata/properties"/>
@@ -14539,14 +14518,22 @@
 </ds:datastoreItem>
 </file>
 
-<file path=customXml/itemProps3.xml><?xml version="1.0" encoding="utf-8"?>
-<ds:datastoreItem xmlns:ds="http://schemas.openxmlformats.org/officeDocument/2006/customXml" ds:itemID="{FC991F15-A2AB-41E0-9AB9-E88DDFCAA245}"/>
+<file path=customXml/itemProps2.xml><?xml version="1.0" encoding="utf-8"?>
+<ds:datastoreItem xmlns:ds="http://schemas.openxmlformats.org/officeDocument/2006/customXml" ds:itemID="{D00A4A46-BDBD-48AC-87B9-2BA42D9CC06F}">
+  <ds:schemaRefs>
+    <ds:schemaRef ds:uri="http://schemas.microsoft.com/sharepoint/v3/contenttype/forms"/>
+  </ds:schemaRefs>
+</ds:datastoreItem>
 </file>
 
-<file path=customXml/itemProps4.xml><?xml version="1.0" encoding="utf-8"?>
+<file path=customXml/itemProps3.xml><?xml version="1.0" encoding="utf-8"?>
 <ds:datastoreItem xmlns:ds="http://schemas.openxmlformats.org/officeDocument/2006/customXml" ds:itemID="{A9F2CEBA-C824-4C86-81A8-E32CBD0EB92D}">
   <ds:schemaRefs>
     <ds:schemaRef ds:uri="http://schemas.openxmlformats.org/officeDocument/2006/bibliography"/>
   </ds:schemaRefs>
 </ds:datastoreItem>
+</file>
+
+<file path=customXml/itemProps4.xml><?xml version="1.0" encoding="utf-8"?>
+<ds:datastoreItem xmlns:ds="http://schemas.openxmlformats.org/officeDocument/2006/customXml" ds:itemID="{8834D06C-0158-4FA5-89CA-19715AD0C780}"/>
 </file>